--- a/public/pitch/MyFlove_Pitchdeck_4.2.docx
+++ b/public/pitch/MyFlove_Pitchdeck_4.2.docx
@@ -31,7 +31,7 @@
       <w:r>
         <w:drawing>
           <wp:inline xmlns:a="http://schemas.openxmlformats.org/drawingml/2006/main" xmlns:pic="http://schemas.openxmlformats.org/drawingml/2006/picture">
-            <wp:extent cx="9144000" cy="5142332"/>
+            <wp:extent cx="8778240" cy="4936638"/>
             <wp:docPr id="1" name="Picture 1"/>
             <wp:cNvGraphicFramePr>
               <a:graphicFrameLocks noChangeAspect="1"/>
@@ -52,7 +52,7 @@
                   <pic:spPr>
                     <a:xfrm>
                       <a:off x="0" y="0"/>
-                      <a:ext cx="9144000" cy="5142332"/>
+                      <a:ext cx="8778240" cy="4936638"/>
                     </a:xfrm>
                     <a:prstGeom prst="rect"/>
                   </pic:spPr>
@@ -87,7 +87,7 @@
       <w:r>
         <w:drawing>
           <wp:inline xmlns:a="http://schemas.openxmlformats.org/drawingml/2006/main" xmlns:pic="http://schemas.openxmlformats.org/drawingml/2006/picture">
-            <wp:extent cx="9144000" cy="5142332"/>
+            <wp:extent cx="8778240" cy="4936638"/>
             <wp:docPr id="2" name="Picture 2"/>
             <wp:cNvGraphicFramePr>
               <a:graphicFrameLocks noChangeAspect="1"/>
@@ -108,7 +108,7 @@
                   <pic:spPr>
                     <a:xfrm>
                       <a:off x="0" y="0"/>
-                      <a:ext cx="9144000" cy="5142332"/>
+                      <a:ext cx="8778240" cy="4936638"/>
                     </a:xfrm>
                     <a:prstGeom prst="rect"/>
                   </pic:spPr>
@@ -143,7 +143,7 @@
       <w:r>
         <w:drawing>
           <wp:inline xmlns:a="http://schemas.openxmlformats.org/drawingml/2006/main" xmlns:pic="http://schemas.openxmlformats.org/drawingml/2006/picture">
-            <wp:extent cx="9144000" cy="5142332"/>
+            <wp:extent cx="8778240" cy="4936638"/>
             <wp:docPr id="3" name="Picture 3"/>
             <wp:cNvGraphicFramePr>
               <a:graphicFrameLocks noChangeAspect="1"/>
@@ -164,7 +164,7 @@
                   <pic:spPr>
                     <a:xfrm>
                       <a:off x="0" y="0"/>
-                      <a:ext cx="9144000" cy="5142332"/>
+                      <a:ext cx="8778240" cy="4936638"/>
                     </a:xfrm>
                     <a:prstGeom prst="rect"/>
                   </pic:spPr>
@@ -199,7 +199,7 @@
       <w:r>
         <w:drawing>
           <wp:inline xmlns:a="http://schemas.openxmlformats.org/drawingml/2006/main" xmlns:pic="http://schemas.openxmlformats.org/drawingml/2006/picture">
-            <wp:extent cx="9144000" cy="5142332"/>
+            <wp:extent cx="8778240" cy="4936638"/>
             <wp:docPr id="4" name="Picture 4"/>
             <wp:cNvGraphicFramePr>
               <a:graphicFrameLocks noChangeAspect="1"/>
@@ -220,7 +220,7 @@
                   <pic:spPr>
                     <a:xfrm>
                       <a:off x="0" y="0"/>
-                      <a:ext cx="9144000" cy="5142332"/>
+                      <a:ext cx="8778240" cy="4936638"/>
                     </a:xfrm>
                     <a:prstGeom prst="rect"/>
                   </pic:spPr>
@@ -255,7 +255,7 @@
       <w:r>
         <w:drawing>
           <wp:inline xmlns:a="http://schemas.openxmlformats.org/drawingml/2006/main" xmlns:pic="http://schemas.openxmlformats.org/drawingml/2006/picture">
-            <wp:extent cx="9144000" cy="5142332"/>
+            <wp:extent cx="8778240" cy="4936638"/>
             <wp:docPr id="5" name="Picture 5"/>
             <wp:cNvGraphicFramePr>
               <a:graphicFrameLocks noChangeAspect="1"/>
@@ -276,7 +276,7 @@
                   <pic:spPr>
                     <a:xfrm>
                       <a:off x="0" y="0"/>
-                      <a:ext cx="9144000" cy="5142332"/>
+                      <a:ext cx="8778240" cy="4936638"/>
                     </a:xfrm>
                     <a:prstGeom prst="rect"/>
                   </pic:spPr>
@@ -311,7 +311,7 @@
       <w:r>
         <w:drawing>
           <wp:inline xmlns:a="http://schemas.openxmlformats.org/drawingml/2006/main" xmlns:pic="http://schemas.openxmlformats.org/drawingml/2006/picture">
-            <wp:extent cx="9144000" cy="5142332"/>
+            <wp:extent cx="8778240" cy="4936638"/>
             <wp:docPr id="6" name="Picture 6"/>
             <wp:cNvGraphicFramePr>
               <a:graphicFrameLocks noChangeAspect="1"/>
@@ -332,7 +332,7 @@
                   <pic:spPr>
                     <a:xfrm>
                       <a:off x="0" y="0"/>
-                      <a:ext cx="9144000" cy="5142332"/>
+                      <a:ext cx="8778240" cy="4936638"/>
                     </a:xfrm>
                     <a:prstGeom prst="rect"/>
                   </pic:spPr>
@@ -367,7 +367,7 @@
       <w:r>
         <w:drawing>
           <wp:inline xmlns:a="http://schemas.openxmlformats.org/drawingml/2006/main" xmlns:pic="http://schemas.openxmlformats.org/drawingml/2006/picture">
-            <wp:extent cx="9144000" cy="5142332"/>
+            <wp:extent cx="8778240" cy="4936638"/>
             <wp:docPr id="7" name="Picture 7"/>
             <wp:cNvGraphicFramePr>
               <a:graphicFrameLocks noChangeAspect="1"/>
@@ -388,7 +388,7 @@
                   <pic:spPr>
                     <a:xfrm>
                       <a:off x="0" y="0"/>
-                      <a:ext cx="9144000" cy="5142332"/>
+                      <a:ext cx="8778240" cy="4936638"/>
                     </a:xfrm>
                     <a:prstGeom prst="rect"/>
                   </pic:spPr>
@@ -423,7 +423,7 @@
       <w:r>
         <w:drawing>
           <wp:inline xmlns:a="http://schemas.openxmlformats.org/drawingml/2006/main" xmlns:pic="http://schemas.openxmlformats.org/drawingml/2006/picture">
-            <wp:extent cx="9144000" cy="5142332"/>
+            <wp:extent cx="8778240" cy="4936638"/>
             <wp:docPr id="8" name="Picture 8"/>
             <wp:cNvGraphicFramePr>
               <a:graphicFrameLocks noChangeAspect="1"/>
@@ -444,7 +444,7 @@
                   <pic:spPr>
                     <a:xfrm>
                       <a:off x="0" y="0"/>
-                      <a:ext cx="9144000" cy="5142332"/>
+                      <a:ext cx="8778240" cy="4936638"/>
                     </a:xfrm>
                     <a:prstGeom prst="rect"/>
                   </pic:spPr>
@@ -479,7 +479,7 @@
       <w:r>
         <w:drawing>
           <wp:inline xmlns:a="http://schemas.openxmlformats.org/drawingml/2006/main" xmlns:pic="http://schemas.openxmlformats.org/drawingml/2006/picture">
-            <wp:extent cx="9144000" cy="5142332"/>
+            <wp:extent cx="8778240" cy="4936638"/>
             <wp:docPr id="9" name="Picture 9"/>
             <wp:cNvGraphicFramePr>
               <a:graphicFrameLocks noChangeAspect="1"/>
@@ -500,7 +500,7 @@
                   <pic:spPr>
                     <a:xfrm>
                       <a:off x="0" y="0"/>
-                      <a:ext cx="9144000" cy="5142332"/>
+                      <a:ext cx="8778240" cy="4936638"/>
                     </a:xfrm>
                     <a:prstGeom prst="rect"/>
                   </pic:spPr>
@@ -535,7 +535,7 @@
       <w:r>
         <w:drawing>
           <wp:inline xmlns:a="http://schemas.openxmlformats.org/drawingml/2006/main" xmlns:pic="http://schemas.openxmlformats.org/drawingml/2006/picture">
-            <wp:extent cx="9144000" cy="5142332"/>
+            <wp:extent cx="8778240" cy="4936638"/>
             <wp:docPr id="10" name="Picture 10"/>
             <wp:cNvGraphicFramePr>
               <a:graphicFrameLocks noChangeAspect="1"/>
@@ -556,7 +556,7 @@
                   <pic:spPr>
                     <a:xfrm>
                       <a:off x="0" y="0"/>
-                      <a:ext cx="9144000" cy="5142332"/>
+                      <a:ext cx="8778240" cy="4936638"/>
                     </a:xfrm>
                     <a:prstGeom prst="rect"/>
                   </pic:spPr>
@@ -591,7 +591,7 @@
       <w:r>
         <w:drawing>
           <wp:inline xmlns:a="http://schemas.openxmlformats.org/drawingml/2006/main" xmlns:pic="http://schemas.openxmlformats.org/drawingml/2006/picture">
-            <wp:extent cx="9144000" cy="5142332"/>
+            <wp:extent cx="8778240" cy="4936638"/>
             <wp:docPr id="11" name="Picture 11"/>
             <wp:cNvGraphicFramePr>
               <a:graphicFrameLocks noChangeAspect="1"/>
@@ -612,7 +612,7 @@
                   <pic:spPr>
                     <a:xfrm>
                       <a:off x="0" y="0"/>
-                      <a:ext cx="9144000" cy="5142332"/>
+                      <a:ext cx="8778240" cy="4936638"/>
                     </a:xfrm>
                     <a:prstGeom prst="rect"/>
                   </pic:spPr>
@@ -647,7 +647,7 @@
       <w:r>
         <w:drawing>
           <wp:inline xmlns:a="http://schemas.openxmlformats.org/drawingml/2006/main" xmlns:pic="http://schemas.openxmlformats.org/drawingml/2006/picture">
-            <wp:extent cx="9144000" cy="5142332"/>
+            <wp:extent cx="8778240" cy="4936638"/>
             <wp:docPr id="12" name="Picture 12"/>
             <wp:cNvGraphicFramePr>
               <a:graphicFrameLocks noChangeAspect="1"/>
@@ -668,7 +668,7 @@
                   <pic:spPr>
                     <a:xfrm>
                       <a:off x="0" y="0"/>
-                      <a:ext cx="9144000" cy="5142332"/>
+                      <a:ext cx="8778240" cy="4936638"/>
                     </a:xfrm>
                     <a:prstGeom prst="rect"/>
                   </pic:spPr>
@@ -703,7 +703,7 @@
       <w:r>
         <w:drawing>
           <wp:inline xmlns:a="http://schemas.openxmlformats.org/drawingml/2006/main" xmlns:pic="http://schemas.openxmlformats.org/drawingml/2006/picture">
-            <wp:extent cx="9144000" cy="5142332"/>
+            <wp:extent cx="8778240" cy="4936638"/>
             <wp:docPr id="13" name="Picture 13"/>
             <wp:cNvGraphicFramePr>
               <a:graphicFrameLocks noChangeAspect="1"/>
@@ -724,7 +724,7 @@
                   <pic:spPr>
                     <a:xfrm>
                       <a:off x="0" y="0"/>
-                      <a:ext cx="9144000" cy="5142332"/>
+                      <a:ext cx="8778240" cy="4936638"/>
                     </a:xfrm>
                     <a:prstGeom prst="rect"/>
                   </pic:spPr>
@@ -759,7 +759,7 @@
       <w:r>
         <w:drawing>
           <wp:inline xmlns:a="http://schemas.openxmlformats.org/drawingml/2006/main" xmlns:pic="http://schemas.openxmlformats.org/drawingml/2006/picture">
-            <wp:extent cx="9144000" cy="5142332"/>
+            <wp:extent cx="8778240" cy="4936638"/>
             <wp:docPr id="14" name="Picture 14"/>
             <wp:cNvGraphicFramePr>
               <a:graphicFrameLocks noChangeAspect="1"/>
@@ -780,7 +780,7 @@
                   <pic:spPr>
                     <a:xfrm>
                       <a:off x="0" y="0"/>
-                      <a:ext cx="9144000" cy="5142332"/>
+                      <a:ext cx="8778240" cy="4936638"/>
                     </a:xfrm>
                     <a:prstGeom prst="rect"/>
                   </pic:spPr>
@@ -815,7 +815,7 @@
       <w:r>
         <w:drawing>
           <wp:inline xmlns:a="http://schemas.openxmlformats.org/drawingml/2006/main" xmlns:pic="http://schemas.openxmlformats.org/drawingml/2006/picture">
-            <wp:extent cx="9144000" cy="5142332"/>
+            <wp:extent cx="8778240" cy="4936638"/>
             <wp:docPr id="15" name="Picture 15"/>
             <wp:cNvGraphicFramePr>
               <a:graphicFrameLocks noChangeAspect="1"/>
@@ -836,7 +836,7 @@
                   <pic:spPr>
                     <a:xfrm>
                       <a:off x="0" y="0"/>
-                      <a:ext cx="9144000" cy="5142332"/>
+                      <a:ext cx="8778240" cy="4936638"/>
                     </a:xfrm>
                     <a:prstGeom prst="rect"/>
                   </pic:spPr>
@@ -871,7 +871,7 @@
       <w:r>
         <w:drawing>
           <wp:inline xmlns:a="http://schemas.openxmlformats.org/drawingml/2006/main" xmlns:pic="http://schemas.openxmlformats.org/drawingml/2006/picture">
-            <wp:extent cx="9144000" cy="5142332"/>
+            <wp:extent cx="8778240" cy="4936638"/>
             <wp:docPr id="16" name="Picture 16"/>
             <wp:cNvGraphicFramePr>
               <a:graphicFrameLocks noChangeAspect="1"/>
@@ -892,7 +892,7 @@
                   <pic:spPr>
                     <a:xfrm>
                       <a:off x="0" y="0"/>
-                      <a:ext cx="9144000" cy="5142332"/>
+                      <a:ext cx="8778240" cy="4936638"/>
                     </a:xfrm>
                     <a:prstGeom prst="rect"/>
                   </pic:spPr>
@@ -927,7 +927,7 @@
       <w:r>
         <w:drawing>
           <wp:inline xmlns:a="http://schemas.openxmlformats.org/drawingml/2006/main" xmlns:pic="http://schemas.openxmlformats.org/drawingml/2006/picture">
-            <wp:extent cx="9144000" cy="5142332"/>
+            <wp:extent cx="8778240" cy="4936638"/>
             <wp:docPr id="17" name="Picture 17"/>
             <wp:cNvGraphicFramePr>
               <a:graphicFrameLocks noChangeAspect="1"/>
@@ -948,7 +948,7 @@
                   <pic:spPr>
                     <a:xfrm>
                       <a:off x="0" y="0"/>
-                      <a:ext cx="9144000" cy="5142332"/>
+                      <a:ext cx="8778240" cy="4936638"/>
                     </a:xfrm>
                     <a:prstGeom prst="rect"/>
                   </pic:spPr>
@@ -983,7 +983,7 @@
       <w:r>
         <w:drawing>
           <wp:inline xmlns:a="http://schemas.openxmlformats.org/drawingml/2006/main" xmlns:pic="http://schemas.openxmlformats.org/drawingml/2006/picture">
-            <wp:extent cx="9144000" cy="5142332"/>
+            <wp:extent cx="8778240" cy="4936638"/>
             <wp:docPr id="18" name="Picture 18"/>
             <wp:cNvGraphicFramePr>
               <a:graphicFrameLocks noChangeAspect="1"/>
@@ -1004,7 +1004,7 @@
                   <pic:spPr>
                     <a:xfrm>
                       <a:off x="0" y="0"/>
-                      <a:ext cx="9144000" cy="5142332"/>
+                      <a:ext cx="8778240" cy="4936638"/>
                     </a:xfrm>
                     <a:prstGeom prst="rect"/>
                   </pic:spPr>
@@ -1039,7 +1039,7 @@
       <w:r>
         <w:drawing>
           <wp:inline xmlns:a="http://schemas.openxmlformats.org/drawingml/2006/main" xmlns:pic="http://schemas.openxmlformats.org/drawingml/2006/picture">
-            <wp:extent cx="9144000" cy="5142332"/>
+            <wp:extent cx="8778240" cy="4936638"/>
             <wp:docPr id="19" name="Picture 19"/>
             <wp:cNvGraphicFramePr>
               <a:graphicFrameLocks noChangeAspect="1"/>
@@ -1060,7 +1060,7 @@
                   <pic:spPr>
                     <a:xfrm>
                       <a:off x="0" y="0"/>
-                      <a:ext cx="9144000" cy="5142332"/>
+                      <a:ext cx="8778240" cy="4936638"/>
                     </a:xfrm>
                     <a:prstGeom prst="rect"/>
                   </pic:spPr>
@@ -1095,7 +1095,7 @@
       <w:r>
         <w:drawing>
           <wp:inline xmlns:a="http://schemas.openxmlformats.org/drawingml/2006/main" xmlns:pic="http://schemas.openxmlformats.org/drawingml/2006/picture">
-            <wp:extent cx="9144000" cy="5142332"/>
+            <wp:extent cx="8778240" cy="4936638"/>
             <wp:docPr id="20" name="Picture 20"/>
             <wp:cNvGraphicFramePr>
               <a:graphicFrameLocks noChangeAspect="1"/>
@@ -1116,7 +1116,7 @@
                   <pic:spPr>
                     <a:xfrm>
                       <a:off x="0" y="0"/>
-                      <a:ext cx="9144000" cy="5142332"/>
+                      <a:ext cx="8778240" cy="4936638"/>
                     </a:xfrm>
                     <a:prstGeom prst="rect"/>
                   </pic:spPr>
@@ -1151,7 +1151,7 @@
       <w:r>
         <w:drawing>
           <wp:inline xmlns:a="http://schemas.openxmlformats.org/drawingml/2006/main" xmlns:pic="http://schemas.openxmlformats.org/drawingml/2006/picture">
-            <wp:extent cx="9144000" cy="5142332"/>
+            <wp:extent cx="8778240" cy="4936638"/>
             <wp:docPr id="21" name="Picture 21"/>
             <wp:cNvGraphicFramePr>
               <a:graphicFrameLocks noChangeAspect="1"/>
@@ -1172,7 +1172,7 @@
                   <pic:spPr>
                     <a:xfrm>
                       <a:off x="0" y="0"/>
-                      <a:ext cx="9144000" cy="5142332"/>
+                      <a:ext cx="8778240" cy="4936638"/>
                     </a:xfrm>
                     <a:prstGeom prst="rect"/>
                   </pic:spPr>
@@ -1207,7 +1207,7 @@
       <w:r>
         <w:drawing>
           <wp:inline xmlns:a="http://schemas.openxmlformats.org/drawingml/2006/main" xmlns:pic="http://schemas.openxmlformats.org/drawingml/2006/picture">
-            <wp:extent cx="9144000" cy="5142332"/>
+            <wp:extent cx="8778240" cy="4936638"/>
             <wp:docPr id="22" name="Picture 22"/>
             <wp:cNvGraphicFramePr>
               <a:graphicFrameLocks noChangeAspect="1"/>
@@ -1228,7 +1228,7 @@
                   <pic:spPr>
                     <a:xfrm>
                       <a:off x="0" y="0"/>
-                      <a:ext cx="9144000" cy="5142332"/>
+                      <a:ext cx="8778240" cy="4936638"/>
                     </a:xfrm>
                     <a:prstGeom prst="rect"/>
                   </pic:spPr>
@@ -1263,7 +1263,7 @@
       <w:r>
         <w:drawing>
           <wp:inline xmlns:a="http://schemas.openxmlformats.org/drawingml/2006/main" xmlns:pic="http://schemas.openxmlformats.org/drawingml/2006/picture">
-            <wp:extent cx="9144000" cy="5142332"/>
+            <wp:extent cx="8778240" cy="4936638"/>
             <wp:docPr id="23" name="Picture 23"/>
             <wp:cNvGraphicFramePr>
               <a:graphicFrameLocks noChangeAspect="1"/>
@@ -1284,7 +1284,7 @@
                   <pic:spPr>
                     <a:xfrm>
                       <a:off x="0" y="0"/>
-                      <a:ext cx="9144000" cy="5142332"/>
+                      <a:ext cx="8778240" cy="4936638"/>
                     </a:xfrm>
                     <a:prstGeom prst="rect"/>
                   </pic:spPr>
@@ -1319,7 +1319,7 @@
       <w:r>
         <w:drawing>
           <wp:inline xmlns:a="http://schemas.openxmlformats.org/drawingml/2006/main" xmlns:pic="http://schemas.openxmlformats.org/drawingml/2006/picture">
-            <wp:extent cx="9144000" cy="5142332"/>
+            <wp:extent cx="8778240" cy="4936638"/>
             <wp:docPr id="24" name="Picture 24"/>
             <wp:cNvGraphicFramePr>
               <a:graphicFrameLocks noChangeAspect="1"/>
@@ -1340,7 +1340,7 @@
                   <pic:spPr>
                     <a:xfrm>
                       <a:off x="0" y="0"/>
-                      <a:ext cx="9144000" cy="5142332"/>
+                      <a:ext cx="8778240" cy="4936638"/>
                     </a:xfrm>
                     <a:prstGeom prst="rect"/>
                   </pic:spPr>

--- a/public/pitch/MyFlove_Pitchdeck_4.2.docx
+++ b/public/pitch/MyFlove_Pitchdeck_4.2.docx
@@ -3,35 +3,10 @@
 <w:document xmlns:wpc="http://schemas.microsoft.com/office/word/2010/wordprocessingCanvas" xmlns:mo="http://schemas.microsoft.com/office/mac/office/2008/main" xmlns:mc="http://schemas.openxmlformats.org/markup-compatibility/2006" xmlns:mv="urn:schemas-microsoft-com:mac:vml" xmlns:o="urn:schemas-microsoft-com:office:office" xmlns:r="http://schemas.openxmlformats.org/officeDocument/2006/relationships" xmlns:m="http://schemas.openxmlformats.org/officeDocument/2006/math" xmlns:v="urn:schemas-microsoft-com:vml" xmlns:wp14="http://schemas.microsoft.com/office/word/2010/wordprocessingDrawing" xmlns:wp="http://schemas.openxmlformats.org/drawingml/2006/wordprocessingDrawing" xmlns:w10="urn:schemas-microsoft-com:office:word" xmlns:w="http://schemas.openxmlformats.org/wordprocessingml/2006/main" xmlns:w14="http://schemas.microsoft.com/office/word/2010/wordml" xmlns:wpg="http://schemas.microsoft.com/office/word/2010/wordprocessingGroup" xmlns:wpi="http://schemas.microsoft.com/office/word/2010/wordprocessingInk" xmlns:wne="http://schemas.microsoft.com/office/word/2006/wordml" xmlns:wps="http://schemas.microsoft.com/office/word/2010/wordprocessingShape" mc:Ignorable="w14 wp14">
   <w:body>
     <w:p>
-      <w:pPr>
-        <w:jc w:val="left"/>
-      </w:pPr>
-      <w:r>
-        <w:rPr>
-          <w:b/>
-          <w:color w:val="3A2D50"/>
-          <w:sz w:val="56"/>
-        </w:rPr>
-        <w:t>MyFlove — Pitchdeck 4.2</w:t>
-      </w:r>
-    </w:p>
-    <w:p>
-      <w:r>
-        <w:rPr>
-          <w:color w:val="695C82"/>
-          <w:sz w:val="24"/>
-        </w:rPr>
-        <w:t>Includes the 20-second live product demo: QuickFlow → Flow → My Day (see final slide). Video file: myflove-demo-20s.mp4</w:t>
-      </w:r>
-    </w:p>
-    <w:p>
-      <w:pPr>
-        <w:jc w:val="center"/>
-      </w:pPr>
       <w:r>
         <w:drawing>
           <wp:inline xmlns:a="http://schemas.openxmlformats.org/drawingml/2006/main" xmlns:pic="http://schemas.openxmlformats.org/drawingml/2006/picture">
-            <wp:extent cx="8778240" cy="4936638"/>
+            <wp:extent cx="7863840" cy="4422405"/>
             <wp:docPr id="1" name="Picture 1"/>
             <wp:cNvGraphicFramePr>
               <a:graphicFrameLocks noChangeAspect="1"/>
@@ -40,7 +15,7 @@
               <a:graphicData uri="http://schemas.openxmlformats.org/drawingml/2006/picture">
                 <pic:pic>
                   <pic:nvPicPr>
-                    <pic:cNvPr id="0" name="deckpg-01.jpg"/>
+                    <pic:cNvPr id="0" name="p-01.jpg"/>
                     <pic:cNvPicPr/>
                   </pic:nvPicPr>
                   <pic:blipFill>
@@ -52,7 +27,7 @@
                   <pic:spPr>
                     <a:xfrm>
                       <a:off x="0" y="0"/>
-                      <a:ext cx="8778240" cy="4936638"/>
+                      <a:ext cx="7863840" cy="4422405"/>
                     </a:xfrm>
                     <a:prstGeom prst="rect"/>
                   </pic:spPr>
@@ -64,30 +39,10 @@
       </w:r>
     </w:p>
     <w:p>
-      <w:pPr>
-        <w:jc w:val="center"/>
-      </w:pPr>
-      <w:r>
-        <w:rPr>
-          <w:color w:val="695C82"/>
-          <w:sz w:val="18"/>
-        </w:rPr>
-        <w:t>Slide 1</w:t>
-      </w:r>
-    </w:p>
-    <w:p>
-      <w:r>
-        <w:br w:type="page"/>
-      </w:r>
-    </w:p>
-    <w:p>
-      <w:pPr>
-        <w:jc w:val="center"/>
-      </w:pPr>
       <w:r>
         <w:drawing>
           <wp:inline xmlns:a="http://schemas.openxmlformats.org/drawingml/2006/main" xmlns:pic="http://schemas.openxmlformats.org/drawingml/2006/picture">
-            <wp:extent cx="8778240" cy="4936638"/>
+            <wp:extent cx="7863840" cy="4422405"/>
             <wp:docPr id="2" name="Picture 2"/>
             <wp:cNvGraphicFramePr>
               <a:graphicFrameLocks noChangeAspect="1"/>
@@ -96,7 +51,7 @@
               <a:graphicData uri="http://schemas.openxmlformats.org/drawingml/2006/picture">
                 <pic:pic>
                   <pic:nvPicPr>
-                    <pic:cNvPr id="0" name="deckpg-02.jpg"/>
+                    <pic:cNvPr id="0" name="p-02.jpg"/>
                     <pic:cNvPicPr/>
                   </pic:nvPicPr>
                   <pic:blipFill>
@@ -108,7 +63,7 @@
                   <pic:spPr>
                     <a:xfrm>
                       <a:off x="0" y="0"/>
-                      <a:ext cx="8778240" cy="4936638"/>
+                      <a:ext cx="7863840" cy="4422405"/>
                     </a:xfrm>
                     <a:prstGeom prst="rect"/>
                   </pic:spPr>
@@ -120,30 +75,10 @@
       </w:r>
     </w:p>
     <w:p>
-      <w:pPr>
-        <w:jc w:val="center"/>
-      </w:pPr>
-      <w:r>
-        <w:rPr>
-          <w:color w:val="695C82"/>
-          <w:sz w:val="18"/>
-        </w:rPr>
-        <w:t>Slide 2</w:t>
-      </w:r>
-    </w:p>
-    <w:p>
-      <w:r>
-        <w:br w:type="page"/>
-      </w:r>
-    </w:p>
-    <w:p>
-      <w:pPr>
-        <w:jc w:val="center"/>
-      </w:pPr>
       <w:r>
         <w:drawing>
           <wp:inline xmlns:a="http://schemas.openxmlformats.org/drawingml/2006/main" xmlns:pic="http://schemas.openxmlformats.org/drawingml/2006/picture">
-            <wp:extent cx="8778240" cy="4936638"/>
+            <wp:extent cx="7863840" cy="4422405"/>
             <wp:docPr id="3" name="Picture 3"/>
             <wp:cNvGraphicFramePr>
               <a:graphicFrameLocks noChangeAspect="1"/>
@@ -152,7 +87,7 @@
               <a:graphicData uri="http://schemas.openxmlformats.org/drawingml/2006/picture">
                 <pic:pic>
                   <pic:nvPicPr>
-                    <pic:cNvPr id="0" name="deckpg-03.jpg"/>
+                    <pic:cNvPr id="0" name="p-03.jpg"/>
                     <pic:cNvPicPr/>
                   </pic:nvPicPr>
                   <pic:blipFill>
@@ -164,7 +99,7 @@
                   <pic:spPr>
                     <a:xfrm>
                       <a:off x="0" y="0"/>
-                      <a:ext cx="8778240" cy="4936638"/>
+                      <a:ext cx="7863840" cy="4422405"/>
                     </a:xfrm>
                     <a:prstGeom prst="rect"/>
                   </pic:spPr>
@@ -176,30 +111,10 @@
       </w:r>
     </w:p>
     <w:p>
-      <w:pPr>
-        <w:jc w:val="center"/>
-      </w:pPr>
-      <w:r>
-        <w:rPr>
-          <w:color w:val="695C82"/>
-          <w:sz w:val="18"/>
-        </w:rPr>
-        <w:t>Slide 3</w:t>
-      </w:r>
-    </w:p>
-    <w:p>
-      <w:r>
-        <w:br w:type="page"/>
-      </w:r>
-    </w:p>
-    <w:p>
-      <w:pPr>
-        <w:jc w:val="center"/>
-      </w:pPr>
       <w:r>
         <w:drawing>
           <wp:inline xmlns:a="http://schemas.openxmlformats.org/drawingml/2006/main" xmlns:pic="http://schemas.openxmlformats.org/drawingml/2006/picture">
-            <wp:extent cx="8778240" cy="4936638"/>
+            <wp:extent cx="7863840" cy="4422405"/>
             <wp:docPr id="4" name="Picture 4"/>
             <wp:cNvGraphicFramePr>
               <a:graphicFrameLocks noChangeAspect="1"/>
@@ -208,7 +123,7 @@
               <a:graphicData uri="http://schemas.openxmlformats.org/drawingml/2006/picture">
                 <pic:pic>
                   <pic:nvPicPr>
-                    <pic:cNvPr id="0" name="deckpg-04.jpg"/>
+                    <pic:cNvPr id="0" name="p-04.jpg"/>
                     <pic:cNvPicPr/>
                   </pic:nvPicPr>
                   <pic:blipFill>
@@ -220,7 +135,7 @@
                   <pic:spPr>
                     <a:xfrm>
                       <a:off x="0" y="0"/>
-                      <a:ext cx="8778240" cy="4936638"/>
+                      <a:ext cx="7863840" cy="4422405"/>
                     </a:xfrm>
                     <a:prstGeom prst="rect"/>
                   </pic:spPr>
@@ -232,30 +147,10 @@
       </w:r>
     </w:p>
     <w:p>
-      <w:pPr>
-        <w:jc w:val="center"/>
-      </w:pPr>
-      <w:r>
-        <w:rPr>
-          <w:color w:val="695C82"/>
-          <w:sz w:val="18"/>
-        </w:rPr>
-        <w:t>Slide 4</w:t>
-      </w:r>
-    </w:p>
-    <w:p>
-      <w:r>
-        <w:br w:type="page"/>
-      </w:r>
-    </w:p>
-    <w:p>
-      <w:pPr>
-        <w:jc w:val="center"/>
-      </w:pPr>
       <w:r>
         <w:drawing>
           <wp:inline xmlns:a="http://schemas.openxmlformats.org/drawingml/2006/main" xmlns:pic="http://schemas.openxmlformats.org/drawingml/2006/picture">
-            <wp:extent cx="8778240" cy="4936638"/>
+            <wp:extent cx="7863840" cy="4422405"/>
             <wp:docPr id="5" name="Picture 5"/>
             <wp:cNvGraphicFramePr>
               <a:graphicFrameLocks noChangeAspect="1"/>
@@ -264,7 +159,7 @@
               <a:graphicData uri="http://schemas.openxmlformats.org/drawingml/2006/picture">
                 <pic:pic>
                   <pic:nvPicPr>
-                    <pic:cNvPr id="0" name="deckpg-05.jpg"/>
+                    <pic:cNvPr id="0" name="p-05.jpg"/>
                     <pic:cNvPicPr/>
                   </pic:nvPicPr>
                   <pic:blipFill>
@@ -276,7 +171,7 @@
                   <pic:spPr>
                     <a:xfrm>
                       <a:off x="0" y="0"/>
-                      <a:ext cx="8778240" cy="4936638"/>
+                      <a:ext cx="7863840" cy="4422405"/>
                     </a:xfrm>
                     <a:prstGeom prst="rect"/>
                   </pic:spPr>
@@ -288,30 +183,10 @@
       </w:r>
     </w:p>
     <w:p>
-      <w:pPr>
-        <w:jc w:val="center"/>
-      </w:pPr>
-      <w:r>
-        <w:rPr>
-          <w:color w:val="695C82"/>
-          <w:sz w:val="18"/>
-        </w:rPr>
-        <w:t>Slide 5</w:t>
-      </w:r>
-    </w:p>
-    <w:p>
-      <w:r>
-        <w:br w:type="page"/>
-      </w:r>
-    </w:p>
-    <w:p>
-      <w:pPr>
-        <w:jc w:val="center"/>
-      </w:pPr>
       <w:r>
         <w:drawing>
           <wp:inline xmlns:a="http://schemas.openxmlformats.org/drawingml/2006/main" xmlns:pic="http://schemas.openxmlformats.org/drawingml/2006/picture">
-            <wp:extent cx="8778240" cy="4936638"/>
+            <wp:extent cx="7863840" cy="4422405"/>
             <wp:docPr id="6" name="Picture 6"/>
             <wp:cNvGraphicFramePr>
               <a:graphicFrameLocks noChangeAspect="1"/>
@@ -320,7 +195,7 @@
               <a:graphicData uri="http://schemas.openxmlformats.org/drawingml/2006/picture">
                 <pic:pic>
                   <pic:nvPicPr>
-                    <pic:cNvPr id="0" name="deckpg-06.jpg"/>
+                    <pic:cNvPr id="0" name="p-06.jpg"/>
                     <pic:cNvPicPr/>
                   </pic:nvPicPr>
                   <pic:blipFill>
@@ -332,7 +207,7 @@
                   <pic:spPr>
                     <a:xfrm>
                       <a:off x="0" y="0"/>
-                      <a:ext cx="8778240" cy="4936638"/>
+                      <a:ext cx="7863840" cy="4422405"/>
                     </a:xfrm>
                     <a:prstGeom prst="rect"/>
                   </pic:spPr>
@@ -344,30 +219,10 @@
       </w:r>
     </w:p>
     <w:p>
-      <w:pPr>
-        <w:jc w:val="center"/>
-      </w:pPr>
-      <w:r>
-        <w:rPr>
-          <w:color w:val="695C82"/>
-          <w:sz w:val="18"/>
-        </w:rPr>
-        <w:t>Slide 6</w:t>
-      </w:r>
-    </w:p>
-    <w:p>
-      <w:r>
-        <w:br w:type="page"/>
-      </w:r>
-    </w:p>
-    <w:p>
-      <w:pPr>
-        <w:jc w:val="center"/>
-      </w:pPr>
       <w:r>
         <w:drawing>
           <wp:inline xmlns:a="http://schemas.openxmlformats.org/drawingml/2006/main" xmlns:pic="http://schemas.openxmlformats.org/drawingml/2006/picture">
-            <wp:extent cx="8778240" cy="4936638"/>
+            <wp:extent cx="7863840" cy="4422405"/>
             <wp:docPr id="7" name="Picture 7"/>
             <wp:cNvGraphicFramePr>
               <a:graphicFrameLocks noChangeAspect="1"/>
@@ -376,7 +231,7 @@
               <a:graphicData uri="http://schemas.openxmlformats.org/drawingml/2006/picture">
                 <pic:pic>
                   <pic:nvPicPr>
-                    <pic:cNvPr id="0" name="deckpg-07.jpg"/>
+                    <pic:cNvPr id="0" name="p-07.jpg"/>
                     <pic:cNvPicPr/>
                   </pic:nvPicPr>
                   <pic:blipFill>
@@ -388,7 +243,7 @@
                   <pic:spPr>
                     <a:xfrm>
                       <a:off x="0" y="0"/>
-                      <a:ext cx="8778240" cy="4936638"/>
+                      <a:ext cx="7863840" cy="4422405"/>
                     </a:xfrm>
                     <a:prstGeom prst="rect"/>
                   </pic:spPr>
@@ -400,30 +255,10 @@
       </w:r>
     </w:p>
     <w:p>
-      <w:pPr>
-        <w:jc w:val="center"/>
-      </w:pPr>
-      <w:r>
-        <w:rPr>
-          <w:color w:val="695C82"/>
-          <w:sz w:val="18"/>
-        </w:rPr>
-        <w:t>Slide 7</w:t>
-      </w:r>
-    </w:p>
-    <w:p>
-      <w:r>
-        <w:br w:type="page"/>
-      </w:r>
-    </w:p>
-    <w:p>
-      <w:pPr>
-        <w:jc w:val="center"/>
-      </w:pPr>
       <w:r>
         <w:drawing>
           <wp:inline xmlns:a="http://schemas.openxmlformats.org/drawingml/2006/main" xmlns:pic="http://schemas.openxmlformats.org/drawingml/2006/picture">
-            <wp:extent cx="8778240" cy="4936638"/>
+            <wp:extent cx="7863840" cy="4422405"/>
             <wp:docPr id="8" name="Picture 8"/>
             <wp:cNvGraphicFramePr>
               <a:graphicFrameLocks noChangeAspect="1"/>
@@ -432,7 +267,7 @@
               <a:graphicData uri="http://schemas.openxmlformats.org/drawingml/2006/picture">
                 <pic:pic>
                   <pic:nvPicPr>
-                    <pic:cNvPr id="0" name="deckpg-08.jpg"/>
+                    <pic:cNvPr id="0" name="p-08.jpg"/>
                     <pic:cNvPicPr/>
                   </pic:nvPicPr>
                   <pic:blipFill>
@@ -444,7 +279,7 @@
                   <pic:spPr>
                     <a:xfrm>
                       <a:off x="0" y="0"/>
-                      <a:ext cx="8778240" cy="4936638"/>
+                      <a:ext cx="7863840" cy="4422405"/>
                     </a:xfrm>
                     <a:prstGeom prst="rect"/>
                   </pic:spPr>
@@ -456,30 +291,10 @@
       </w:r>
     </w:p>
     <w:p>
-      <w:pPr>
-        <w:jc w:val="center"/>
-      </w:pPr>
-      <w:r>
-        <w:rPr>
-          <w:color w:val="695C82"/>
-          <w:sz w:val="18"/>
-        </w:rPr>
-        <w:t>Slide 8</w:t>
-      </w:r>
-    </w:p>
-    <w:p>
-      <w:r>
-        <w:br w:type="page"/>
-      </w:r>
-    </w:p>
-    <w:p>
-      <w:pPr>
-        <w:jc w:val="center"/>
-      </w:pPr>
       <w:r>
         <w:drawing>
           <wp:inline xmlns:a="http://schemas.openxmlformats.org/drawingml/2006/main" xmlns:pic="http://schemas.openxmlformats.org/drawingml/2006/picture">
-            <wp:extent cx="8778240" cy="4936638"/>
+            <wp:extent cx="7863840" cy="4422405"/>
             <wp:docPr id="9" name="Picture 9"/>
             <wp:cNvGraphicFramePr>
               <a:graphicFrameLocks noChangeAspect="1"/>
@@ -488,7 +303,7 @@
               <a:graphicData uri="http://schemas.openxmlformats.org/drawingml/2006/picture">
                 <pic:pic>
                   <pic:nvPicPr>
-                    <pic:cNvPr id="0" name="deckpg-09.jpg"/>
+                    <pic:cNvPr id="0" name="p-09.jpg"/>
                     <pic:cNvPicPr/>
                   </pic:nvPicPr>
                   <pic:blipFill>
@@ -500,7 +315,7 @@
                   <pic:spPr>
                     <a:xfrm>
                       <a:off x="0" y="0"/>
-                      <a:ext cx="8778240" cy="4936638"/>
+                      <a:ext cx="7863840" cy="4422405"/>
                     </a:xfrm>
                     <a:prstGeom prst="rect"/>
                   </pic:spPr>
@@ -512,30 +327,10 @@
       </w:r>
     </w:p>
     <w:p>
-      <w:pPr>
-        <w:jc w:val="center"/>
-      </w:pPr>
-      <w:r>
-        <w:rPr>
-          <w:color w:val="695C82"/>
-          <w:sz w:val="18"/>
-        </w:rPr>
-        <w:t>Slide 9</w:t>
-      </w:r>
-    </w:p>
-    <w:p>
-      <w:r>
-        <w:br w:type="page"/>
-      </w:r>
-    </w:p>
-    <w:p>
-      <w:pPr>
-        <w:jc w:val="center"/>
-      </w:pPr>
       <w:r>
         <w:drawing>
           <wp:inline xmlns:a="http://schemas.openxmlformats.org/drawingml/2006/main" xmlns:pic="http://schemas.openxmlformats.org/drawingml/2006/picture">
-            <wp:extent cx="8778240" cy="4936638"/>
+            <wp:extent cx="7863840" cy="4422405"/>
             <wp:docPr id="10" name="Picture 10"/>
             <wp:cNvGraphicFramePr>
               <a:graphicFrameLocks noChangeAspect="1"/>
@@ -544,7 +339,7 @@
               <a:graphicData uri="http://schemas.openxmlformats.org/drawingml/2006/picture">
                 <pic:pic>
                   <pic:nvPicPr>
-                    <pic:cNvPr id="0" name="deckpg-10.jpg"/>
+                    <pic:cNvPr id="0" name="p-10.jpg"/>
                     <pic:cNvPicPr/>
                   </pic:nvPicPr>
                   <pic:blipFill>
@@ -556,7 +351,7 @@
                   <pic:spPr>
                     <a:xfrm>
                       <a:off x="0" y="0"/>
-                      <a:ext cx="8778240" cy="4936638"/>
+                      <a:ext cx="7863840" cy="4422405"/>
                     </a:xfrm>
                     <a:prstGeom prst="rect"/>
                   </pic:spPr>
@@ -568,30 +363,10 @@
       </w:r>
     </w:p>
     <w:p>
-      <w:pPr>
-        <w:jc w:val="center"/>
-      </w:pPr>
-      <w:r>
-        <w:rPr>
-          <w:color w:val="695C82"/>
-          <w:sz w:val="18"/>
-        </w:rPr>
-        <w:t>Slide 10</w:t>
-      </w:r>
-    </w:p>
-    <w:p>
-      <w:r>
-        <w:br w:type="page"/>
-      </w:r>
-    </w:p>
-    <w:p>
-      <w:pPr>
-        <w:jc w:val="center"/>
-      </w:pPr>
       <w:r>
         <w:drawing>
           <wp:inline xmlns:a="http://schemas.openxmlformats.org/drawingml/2006/main" xmlns:pic="http://schemas.openxmlformats.org/drawingml/2006/picture">
-            <wp:extent cx="8778240" cy="4936638"/>
+            <wp:extent cx="7863840" cy="4422405"/>
             <wp:docPr id="11" name="Picture 11"/>
             <wp:cNvGraphicFramePr>
               <a:graphicFrameLocks noChangeAspect="1"/>
@@ -600,7 +375,7 @@
               <a:graphicData uri="http://schemas.openxmlformats.org/drawingml/2006/picture">
                 <pic:pic>
                   <pic:nvPicPr>
-                    <pic:cNvPr id="0" name="deckpg-11.jpg"/>
+                    <pic:cNvPr id="0" name="p-11.jpg"/>
                     <pic:cNvPicPr/>
                   </pic:nvPicPr>
                   <pic:blipFill>
@@ -612,7 +387,7 @@
                   <pic:spPr>
                     <a:xfrm>
                       <a:off x="0" y="0"/>
-                      <a:ext cx="8778240" cy="4936638"/>
+                      <a:ext cx="7863840" cy="4422405"/>
                     </a:xfrm>
                     <a:prstGeom prst="rect"/>
                   </pic:spPr>
@@ -624,30 +399,10 @@
       </w:r>
     </w:p>
     <w:p>
-      <w:pPr>
-        <w:jc w:val="center"/>
-      </w:pPr>
-      <w:r>
-        <w:rPr>
-          <w:color w:val="695C82"/>
-          <w:sz w:val="18"/>
-        </w:rPr>
-        <w:t>Slide 11</w:t>
-      </w:r>
-    </w:p>
-    <w:p>
-      <w:r>
-        <w:br w:type="page"/>
-      </w:r>
-    </w:p>
-    <w:p>
-      <w:pPr>
-        <w:jc w:val="center"/>
-      </w:pPr>
       <w:r>
         <w:drawing>
           <wp:inline xmlns:a="http://schemas.openxmlformats.org/drawingml/2006/main" xmlns:pic="http://schemas.openxmlformats.org/drawingml/2006/picture">
-            <wp:extent cx="8778240" cy="4936638"/>
+            <wp:extent cx="7863840" cy="4422405"/>
             <wp:docPr id="12" name="Picture 12"/>
             <wp:cNvGraphicFramePr>
               <a:graphicFrameLocks noChangeAspect="1"/>
@@ -656,7 +411,7 @@
               <a:graphicData uri="http://schemas.openxmlformats.org/drawingml/2006/picture">
                 <pic:pic>
                   <pic:nvPicPr>
-                    <pic:cNvPr id="0" name="deckpg-12.jpg"/>
+                    <pic:cNvPr id="0" name="p-12.jpg"/>
                     <pic:cNvPicPr/>
                   </pic:nvPicPr>
                   <pic:blipFill>
@@ -668,7 +423,7 @@
                   <pic:spPr>
                     <a:xfrm>
                       <a:off x="0" y="0"/>
-                      <a:ext cx="8778240" cy="4936638"/>
+                      <a:ext cx="7863840" cy="4422405"/>
                     </a:xfrm>
                     <a:prstGeom prst="rect"/>
                   </pic:spPr>
@@ -680,30 +435,10 @@
       </w:r>
     </w:p>
     <w:p>
-      <w:pPr>
-        <w:jc w:val="center"/>
-      </w:pPr>
-      <w:r>
-        <w:rPr>
-          <w:color w:val="695C82"/>
-          <w:sz w:val="18"/>
-        </w:rPr>
-        <w:t>Slide 12</w:t>
-      </w:r>
-    </w:p>
-    <w:p>
-      <w:r>
-        <w:br w:type="page"/>
-      </w:r>
-    </w:p>
-    <w:p>
-      <w:pPr>
-        <w:jc w:val="center"/>
-      </w:pPr>
       <w:r>
         <w:drawing>
           <wp:inline xmlns:a="http://schemas.openxmlformats.org/drawingml/2006/main" xmlns:pic="http://schemas.openxmlformats.org/drawingml/2006/picture">
-            <wp:extent cx="8778240" cy="4936638"/>
+            <wp:extent cx="7863840" cy="4422405"/>
             <wp:docPr id="13" name="Picture 13"/>
             <wp:cNvGraphicFramePr>
               <a:graphicFrameLocks noChangeAspect="1"/>
@@ -712,7 +447,7 @@
               <a:graphicData uri="http://schemas.openxmlformats.org/drawingml/2006/picture">
                 <pic:pic>
                   <pic:nvPicPr>
-                    <pic:cNvPr id="0" name="deckpg-13.jpg"/>
+                    <pic:cNvPr id="0" name="p-13.jpg"/>
                     <pic:cNvPicPr/>
                   </pic:nvPicPr>
                   <pic:blipFill>
@@ -724,7 +459,7 @@
                   <pic:spPr>
                     <a:xfrm>
                       <a:off x="0" y="0"/>
-                      <a:ext cx="8778240" cy="4936638"/>
+                      <a:ext cx="7863840" cy="4422405"/>
                     </a:xfrm>
                     <a:prstGeom prst="rect"/>
                   </pic:spPr>
@@ -736,30 +471,10 @@
       </w:r>
     </w:p>
     <w:p>
-      <w:pPr>
-        <w:jc w:val="center"/>
-      </w:pPr>
-      <w:r>
-        <w:rPr>
-          <w:color w:val="695C82"/>
-          <w:sz w:val="18"/>
-        </w:rPr>
-        <w:t>Slide 13</w:t>
-      </w:r>
-    </w:p>
-    <w:p>
-      <w:r>
-        <w:br w:type="page"/>
-      </w:r>
-    </w:p>
-    <w:p>
-      <w:pPr>
-        <w:jc w:val="center"/>
-      </w:pPr>
       <w:r>
         <w:drawing>
           <wp:inline xmlns:a="http://schemas.openxmlformats.org/drawingml/2006/main" xmlns:pic="http://schemas.openxmlformats.org/drawingml/2006/picture">
-            <wp:extent cx="8778240" cy="4936638"/>
+            <wp:extent cx="7863840" cy="4422405"/>
             <wp:docPr id="14" name="Picture 14"/>
             <wp:cNvGraphicFramePr>
               <a:graphicFrameLocks noChangeAspect="1"/>
@@ -768,7 +483,7 @@
               <a:graphicData uri="http://schemas.openxmlformats.org/drawingml/2006/picture">
                 <pic:pic>
                   <pic:nvPicPr>
-                    <pic:cNvPr id="0" name="deckpg-14.jpg"/>
+                    <pic:cNvPr id="0" name="p-14.jpg"/>
                     <pic:cNvPicPr/>
                   </pic:nvPicPr>
                   <pic:blipFill>
@@ -780,7 +495,7 @@
                   <pic:spPr>
                     <a:xfrm>
                       <a:off x="0" y="0"/>
-                      <a:ext cx="8778240" cy="4936638"/>
+                      <a:ext cx="7863840" cy="4422405"/>
                     </a:xfrm>
                     <a:prstGeom prst="rect"/>
                   </pic:spPr>
@@ -792,30 +507,10 @@
       </w:r>
     </w:p>
     <w:p>
-      <w:pPr>
-        <w:jc w:val="center"/>
-      </w:pPr>
-      <w:r>
-        <w:rPr>
-          <w:color w:val="695C82"/>
-          <w:sz w:val="18"/>
-        </w:rPr>
-        <w:t>Slide 14</w:t>
-      </w:r>
-    </w:p>
-    <w:p>
-      <w:r>
-        <w:br w:type="page"/>
-      </w:r>
-    </w:p>
-    <w:p>
-      <w:pPr>
-        <w:jc w:val="center"/>
-      </w:pPr>
       <w:r>
         <w:drawing>
           <wp:inline xmlns:a="http://schemas.openxmlformats.org/drawingml/2006/main" xmlns:pic="http://schemas.openxmlformats.org/drawingml/2006/picture">
-            <wp:extent cx="8778240" cy="4936638"/>
+            <wp:extent cx="7863840" cy="4422405"/>
             <wp:docPr id="15" name="Picture 15"/>
             <wp:cNvGraphicFramePr>
               <a:graphicFrameLocks noChangeAspect="1"/>
@@ -824,7 +519,7 @@
               <a:graphicData uri="http://schemas.openxmlformats.org/drawingml/2006/picture">
                 <pic:pic>
                   <pic:nvPicPr>
-                    <pic:cNvPr id="0" name="deckpg-15.jpg"/>
+                    <pic:cNvPr id="0" name="p-15.jpg"/>
                     <pic:cNvPicPr/>
                   </pic:nvPicPr>
                   <pic:blipFill>
@@ -836,7 +531,7 @@
                   <pic:spPr>
                     <a:xfrm>
                       <a:off x="0" y="0"/>
-                      <a:ext cx="8778240" cy="4936638"/>
+                      <a:ext cx="7863840" cy="4422405"/>
                     </a:xfrm>
                     <a:prstGeom prst="rect"/>
                   </pic:spPr>
@@ -848,30 +543,10 @@
       </w:r>
     </w:p>
     <w:p>
-      <w:pPr>
-        <w:jc w:val="center"/>
-      </w:pPr>
-      <w:r>
-        <w:rPr>
-          <w:color w:val="695C82"/>
-          <w:sz w:val="18"/>
-        </w:rPr>
-        <w:t>Slide 15</w:t>
-      </w:r>
-    </w:p>
-    <w:p>
-      <w:r>
-        <w:br w:type="page"/>
-      </w:r>
-    </w:p>
-    <w:p>
-      <w:pPr>
-        <w:jc w:val="center"/>
-      </w:pPr>
       <w:r>
         <w:drawing>
           <wp:inline xmlns:a="http://schemas.openxmlformats.org/drawingml/2006/main" xmlns:pic="http://schemas.openxmlformats.org/drawingml/2006/picture">
-            <wp:extent cx="8778240" cy="4936638"/>
+            <wp:extent cx="7863840" cy="4422405"/>
             <wp:docPr id="16" name="Picture 16"/>
             <wp:cNvGraphicFramePr>
               <a:graphicFrameLocks noChangeAspect="1"/>
@@ -880,7 +555,7 @@
               <a:graphicData uri="http://schemas.openxmlformats.org/drawingml/2006/picture">
                 <pic:pic>
                   <pic:nvPicPr>
-                    <pic:cNvPr id="0" name="deckpg-16.jpg"/>
+                    <pic:cNvPr id="0" name="p-16.jpg"/>
                     <pic:cNvPicPr/>
                   </pic:nvPicPr>
                   <pic:blipFill>
@@ -892,7 +567,7 @@
                   <pic:spPr>
                     <a:xfrm>
                       <a:off x="0" y="0"/>
-                      <a:ext cx="8778240" cy="4936638"/>
+                      <a:ext cx="7863840" cy="4422405"/>
                     </a:xfrm>
                     <a:prstGeom prst="rect"/>
                   </pic:spPr>
@@ -904,30 +579,10 @@
       </w:r>
     </w:p>
     <w:p>
-      <w:pPr>
-        <w:jc w:val="center"/>
-      </w:pPr>
-      <w:r>
-        <w:rPr>
-          <w:color w:val="695C82"/>
-          <w:sz w:val="18"/>
-        </w:rPr>
-        <w:t>Slide 16</w:t>
-      </w:r>
-    </w:p>
-    <w:p>
-      <w:r>
-        <w:br w:type="page"/>
-      </w:r>
-    </w:p>
-    <w:p>
-      <w:pPr>
-        <w:jc w:val="center"/>
-      </w:pPr>
       <w:r>
         <w:drawing>
           <wp:inline xmlns:a="http://schemas.openxmlformats.org/drawingml/2006/main" xmlns:pic="http://schemas.openxmlformats.org/drawingml/2006/picture">
-            <wp:extent cx="8778240" cy="4936638"/>
+            <wp:extent cx="7863840" cy="4422405"/>
             <wp:docPr id="17" name="Picture 17"/>
             <wp:cNvGraphicFramePr>
               <a:graphicFrameLocks noChangeAspect="1"/>
@@ -936,7 +591,7 @@
               <a:graphicData uri="http://schemas.openxmlformats.org/drawingml/2006/picture">
                 <pic:pic>
                   <pic:nvPicPr>
-                    <pic:cNvPr id="0" name="deckpg-17.jpg"/>
+                    <pic:cNvPr id="0" name="p-17.jpg"/>
                     <pic:cNvPicPr/>
                   </pic:nvPicPr>
                   <pic:blipFill>
@@ -948,7 +603,7 @@
                   <pic:spPr>
                     <a:xfrm>
                       <a:off x="0" y="0"/>
-                      <a:ext cx="8778240" cy="4936638"/>
+                      <a:ext cx="7863840" cy="4422405"/>
                     </a:xfrm>
                     <a:prstGeom prst="rect"/>
                   </pic:spPr>
@@ -960,30 +615,10 @@
       </w:r>
     </w:p>
     <w:p>
-      <w:pPr>
-        <w:jc w:val="center"/>
-      </w:pPr>
-      <w:r>
-        <w:rPr>
-          <w:color w:val="695C82"/>
-          <w:sz w:val="18"/>
-        </w:rPr>
-        <w:t>Slide 17</w:t>
-      </w:r>
-    </w:p>
-    <w:p>
-      <w:r>
-        <w:br w:type="page"/>
-      </w:r>
-    </w:p>
-    <w:p>
-      <w:pPr>
-        <w:jc w:val="center"/>
-      </w:pPr>
       <w:r>
         <w:drawing>
           <wp:inline xmlns:a="http://schemas.openxmlformats.org/drawingml/2006/main" xmlns:pic="http://schemas.openxmlformats.org/drawingml/2006/picture">
-            <wp:extent cx="8778240" cy="4936638"/>
+            <wp:extent cx="7863840" cy="4422405"/>
             <wp:docPr id="18" name="Picture 18"/>
             <wp:cNvGraphicFramePr>
               <a:graphicFrameLocks noChangeAspect="1"/>
@@ -992,7 +627,7 @@
               <a:graphicData uri="http://schemas.openxmlformats.org/drawingml/2006/picture">
                 <pic:pic>
                   <pic:nvPicPr>
-                    <pic:cNvPr id="0" name="deckpg-18.jpg"/>
+                    <pic:cNvPr id="0" name="p-18.jpg"/>
                     <pic:cNvPicPr/>
                   </pic:nvPicPr>
                   <pic:blipFill>
@@ -1004,7 +639,7 @@
                   <pic:spPr>
                     <a:xfrm>
                       <a:off x="0" y="0"/>
-                      <a:ext cx="8778240" cy="4936638"/>
+                      <a:ext cx="7863840" cy="4422405"/>
                     </a:xfrm>
                     <a:prstGeom prst="rect"/>
                   </pic:spPr>
@@ -1016,30 +651,10 @@
       </w:r>
     </w:p>
     <w:p>
-      <w:pPr>
-        <w:jc w:val="center"/>
-      </w:pPr>
-      <w:r>
-        <w:rPr>
-          <w:color w:val="695C82"/>
-          <w:sz w:val="18"/>
-        </w:rPr>
-        <w:t>Slide 18</w:t>
-      </w:r>
-    </w:p>
-    <w:p>
-      <w:r>
-        <w:br w:type="page"/>
-      </w:r>
-    </w:p>
-    <w:p>
-      <w:pPr>
-        <w:jc w:val="center"/>
-      </w:pPr>
       <w:r>
         <w:drawing>
           <wp:inline xmlns:a="http://schemas.openxmlformats.org/drawingml/2006/main" xmlns:pic="http://schemas.openxmlformats.org/drawingml/2006/picture">
-            <wp:extent cx="8778240" cy="4936638"/>
+            <wp:extent cx="7863840" cy="4422405"/>
             <wp:docPr id="19" name="Picture 19"/>
             <wp:cNvGraphicFramePr>
               <a:graphicFrameLocks noChangeAspect="1"/>
@@ -1048,7 +663,7 @@
               <a:graphicData uri="http://schemas.openxmlformats.org/drawingml/2006/picture">
                 <pic:pic>
                   <pic:nvPicPr>
-                    <pic:cNvPr id="0" name="deckpg-19.jpg"/>
+                    <pic:cNvPr id="0" name="p-19.jpg"/>
                     <pic:cNvPicPr/>
                   </pic:nvPicPr>
                   <pic:blipFill>
@@ -1060,7 +675,7 @@
                   <pic:spPr>
                     <a:xfrm>
                       <a:off x="0" y="0"/>
-                      <a:ext cx="8778240" cy="4936638"/>
+                      <a:ext cx="7863840" cy="4422405"/>
                     </a:xfrm>
                     <a:prstGeom prst="rect"/>
                   </pic:spPr>
@@ -1072,30 +687,10 @@
       </w:r>
     </w:p>
     <w:p>
-      <w:pPr>
-        <w:jc w:val="center"/>
-      </w:pPr>
-      <w:r>
-        <w:rPr>
-          <w:color w:val="695C82"/>
-          <w:sz w:val="18"/>
-        </w:rPr>
-        <w:t>Slide 19</w:t>
-      </w:r>
-    </w:p>
-    <w:p>
-      <w:r>
-        <w:br w:type="page"/>
-      </w:r>
-    </w:p>
-    <w:p>
-      <w:pPr>
-        <w:jc w:val="center"/>
-      </w:pPr>
       <w:r>
         <w:drawing>
           <wp:inline xmlns:a="http://schemas.openxmlformats.org/drawingml/2006/main" xmlns:pic="http://schemas.openxmlformats.org/drawingml/2006/picture">
-            <wp:extent cx="8778240" cy="4936638"/>
+            <wp:extent cx="7863840" cy="4422405"/>
             <wp:docPr id="20" name="Picture 20"/>
             <wp:cNvGraphicFramePr>
               <a:graphicFrameLocks noChangeAspect="1"/>
@@ -1104,7 +699,7 @@
               <a:graphicData uri="http://schemas.openxmlformats.org/drawingml/2006/picture">
                 <pic:pic>
                   <pic:nvPicPr>
-                    <pic:cNvPr id="0" name="deckpg-20.jpg"/>
+                    <pic:cNvPr id="0" name="p-20.jpg"/>
                     <pic:cNvPicPr/>
                   </pic:nvPicPr>
                   <pic:blipFill>
@@ -1116,7 +711,7 @@
                   <pic:spPr>
                     <a:xfrm>
                       <a:off x="0" y="0"/>
-                      <a:ext cx="8778240" cy="4936638"/>
+                      <a:ext cx="7863840" cy="4422405"/>
                     </a:xfrm>
                     <a:prstGeom prst="rect"/>
                   </pic:spPr>
@@ -1128,30 +723,10 @@
       </w:r>
     </w:p>
     <w:p>
-      <w:pPr>
-        <w:jc w:val="center"/>
-      </w:pPr>
-      <w:r>
-        <w:rPr>
-          <w:color w:val="695C82"/>
-          <w:sz w:val="18"/>
-        </w:rPr>
-        <w:t>Slide 20</w:t>
-      </w:r>
-    </w:p>
-    <w:p>
-      <w:r>
-        <w:br w:type="page"/>
-      </w:r>
-    </w:p>
-    <w:p>
-      <w:pPr>
-        <w:jc w:val="center"/>
-      </w:pPr>
       <w:r>
         <w:drawing>
           <wp:inline xmlns:a="http://schemas.openxmlformats.org/drawingml/2006/main" xmlns:pic="http://schemas.openxmlformats.org/drawingml/2006/picture">
-            <wp:extent cx="8778240" cy="4936638"/>
+            <wp:extent cx="7863840" cy="4422405"/>
             <wp:docPr id="21" name="Picture 21"/>
             <wp:cNvGraphicFramePr>
               <a:graphicFrameLocks noChangeAspect="1"/>
@@ -1160,7 +735,7 @@
               <a:graphicData uri="http://schemas.openxmlformats.org/drawingml/2006/picture">
                 <pic:pic>
                   <pic:nvPicPr>
-                    <pic:cNvPr id="0" name="deckpg-21.jpg"/>
+                    <pic:cNvPr id="0" name="p-21.jpg"/>
                     <pic:cNvPicPr/>
                   </pic:nvPicPr>
                   <pic:blipFill>
@@ -1172,7 +747,7 @@
                   <pic:spPr>
                     <a:xfrm>
                       <a:off x="0" y="0"/>
-                      <a:ext cx="8778240" cy="4936638"/>
+                      <a:ext cx="7863840" cy="4422405"/>
                     </a:xfrm>
                     <a:prstGeom prst="rect"/>
                   </pic:spPr>
@@ -1184,30 +759,10 @@
       </w:r>
     </w:p>
     <w:p>
-      <w:pPr>
-        <w:jc w:val="center"/>
-      </w:pPr>
-      <w:r>
-        <w:rPr>
-          <w:color w:val="695C82"/>
-          <w:sz w:val="18"/>
-        </w:rPr>
-        <w:t>Slide 21</w:t>
-      </w:r>
-    </w:p>
-    <w:p>
-      <w:r>
-        <w:br w:type="page"/>
-      </w:r>
-    </w:p>
-    <w:p>
-      <w:pPr>
-        <w:jc w:val="center"/>
-      </w:pPr>
       <w:r>
         <w:drawing>
           <wp:inline xmlns:a="http://schemas.openxmlformats.org/drawingml/2006/main" xmlns:pic="http://schemas.openxmlformats.org/drawingml/2006/picture">
-            <wp:extent cx="8778240" cy="4936638"/>
+            <wp:extent cx="7863840" cy="4422405"/>
             <wp:docPr id="22" name="Picture 22"/>
             <wp:cNvGraphicFramePr>
               <a:graphicFrameLocks noChangeAspect="1"/>
@@ -1216,7 +771,7 @@
               <a:graphicData uri="http://schemas.openxmlformats.org/drawingml/2006/picture">
                 <pic:pic>
                   <pic:nvPicPr>
-                    <pic:cNvPr id="0" name="deckpg-22.jpg"/>
+                    <pic:cNvPr id="0" name="p-22.jpg"/>
                     <pic:cNvPicPr/>
                   </pic:nvPicPr>
                   <pic:blipFill>
@@ -1228,7 +783,7 @@
                   <pic:spPr>
                     <a:xfrm>
                       <a:off x="0" y="0"/>
-                      <a:ext cx="8778240" cy="4936638"/>
+                      <a:ext cx="7863840" cy="4422405"/>
                     </a:xfrm>
                     <a:prstGeom prst="rect"/>
                   </pic:spPr>
@@ -1240,30 +795,10 @@
       </w:r>
     </w:p>
     <w:p>
-      <w:pPr>
-        <w:jc w:val="center"/>
-      </w:pPr>
-      <w:r>
-        <w:rPr>
-          <w:color w:val="695C82"/>
-          <w:sz w:val="18"/>
-        </w:rPr>
-        <w:t>Slide 22</w:t>
-      </w:r>
-    </w:p>
-    <w:p>
-      <w:r>
-        <w:br w:type="page"/>
-      </w:r>
-    </w:p>
-    <w:p>
-      <w:pPr>
-        <w:jc w:val="center"/>
-      </w:pPr>
       <w:r>
         <w:drawing>
           <wp:inline xmlns:a="http://schemas.openxmlformats.org/drawingml/2006/main" xmlns:pic="http://schemas.openxmlformats.org/drawingml/2006/picture">
-            <wp:extent cx="8778240" cy="4936638"/>
+            <wp:extent cx="7863840" cy="4422405"/>
             <wp:docPr id="23" name="Picture 23"/>
             <wp:cNvGraphicFramePr>
               <a:graphicFrameLocks noChangeAspect="1"/>
@@ -1272,7 +807,7 @@
               <a:graphicData uri="http://schemas.openxmlformats.org/drawingml/2006/picture">
                 <pic:pic>
                   <pic:nvPicPr>
-                    <pic:cNvPr id="0" name="deckpg-23.jpg"/>
+                    <pic:cNvPr id="0" name="p-23.jpg"/>
                     <pic:cNvPicPr/>
                   </pic:nvPicPr>
                   <pic:blipFill>
@@ -1284,7 +819,7 @@
                   <pic:spPr>
                     <a:xfrm>
                       <a:off x="0" y="0"/>
-                      <a:ext cx="8778240" cy="4936638"/>
+                      <a:ext cx="7863840" cy="4422405"/>
                     </a:xfrm>
                     <a:prstGeom prst="rect"/>
                   </pic:spPr>
@@ -1296,30 +831,10 @@
       </w:r>
     </w:p>
     <w:p>
-      <w:pPr>
-        <w:jc w:val="center"/>
-      </w:pPr>
-      <w:r>
-        <w:rPr>
-          <w:color w:val="695C82"/>
-          <w:sz w:val="18"/>
-        </w:rPr>
-        <w:t>Slide 23</w:t>
-      </w:r>
-    </w:p>
-    <w:p>
-      <w:r>
-        <w:br w:type="page"/>
-      </w:r>
-    </w:p>
-    <w:p>
-      <w:pPr>
-        <w:jc w:val="center"/>
-      </w:pPr>
       <w:r>
         <w:drawing>
           <wp:inline xmlns:a="http://schemas.openxmlformats.org/drawingml/2006/main" xmlns:pic="http://schemas.openxmlformats.org/drawingml/2006/picture">
-            <wp:extent cx="8778240" cy="4936638"/>
+            <wp:extent cx="7863840" cy="4422405"/>
             <wp:docPr id="24" name="Picture 24"/>
             <wp:cNvGraphicFramePr>
               <a:graphicFrameLocks noChangeAspect="1"/>
@@ -1328,7 +843,7 @@
               <a:graphicData uri="http://schemas.openxmlformats.org/drawingml/2006/picture">
                 <pic:pic>
                   <pic:nvPicPr>
-                    <pic:cNvPr id="0" name="deckpg-24.jpg"/>
+                    <pic:cNvPr id="0" name="p-24.jpg"/>
                     <pic:cNvPicPr/>
                   </pic:nvPicPr>
                   <pic:blipFill>
@@ -1340,7 +855,7 @@
                   <pic:spPr>
                     <a:xfrm>
                       <a:off x="0" y="0"/>
-                      <a:ext cx="8778240" cy="4936638"/>
+                      <a:ext cx="7863840" cy="4422405"/>
                     </a:xfrm>
                     <a:prstGeom prst="rect"/>
                   </pic:spPr>
@@ -1351,21 +866,9 @@
         </w:drawing>
       </w:r>
     </w:p>
-    <w:p>
-      <w:pPr>
-        <w:jc w:val="center"/>
-      </w:pPr>
-      <w:r>
-        <w:rPr>
-          <w:color w:val="695C82"/>
-          <w:sz w:val="18"/>
-        </w:rPr>
-        <w:t>Slide 24 — Live product demo (20 s)</w:t>
-      </w:r>
-    </w:p>
     <w:sectPr>
-      <w:pgSz w:w="15840" w:h="12240" w:orient="landscape"/>
-      <w:pgMar w:top="720" w:right="720" w:bottom="720" w:left="720" w:header="720" w:footer="720" w:gutter="0"/>
+      <w:pgSz w:w="12240" w:h="15840"/>
+      <w:pgMar w:top="1440" w:right="576" w:bottom="1440" w:left="576" w:header="720" w:footer="720" w:gutter="0"/>
       <w:cols w:space="720"/>
       <w:docGrid w:linePitch="360"/>
     </w:sectPr>
@@ -1736,10 +1239,6 @@
     <w:name w:val="Normal"/>
     <w:qFormat/>
     <w:rsid w:val="00FC693F"/>
-    <w:rPr>
-      <w:rFonts w:ascii="Arial" w:hAnsi="Arial"/>
-      <w:sz w:val="22"/>
-    </w:rPr>
   </w:style>
   <w:style w:type="paragraph" w:styleId="Header">
     <w:name w:val="header"/>
